--- a/docs/литературный_обзор.docx
+++ b/docs/литературный_обзор.docx
@@ -5,7 +5,6 @@
     <w:p>
       <w:pPr>
         <w:pStyle w:val="Heading1"/>
-        <w:jc w:val="left"/>
       </w:pPr>
       <w:r>
         <w:rPr>
@@ -22,21 +21,20 @@
           <w:b w:val="0"/>
           <w:sz w:val="24"/>
         </w:rPr>
-        <w:t>Проект: мультимодальная ранняя диагностика болезни Альцгеймера</w:t>
+        <w:t>Стадийная диагностика болезни Альцгеймера по экспрессии генов крови с помощью методов машинного обучения</w:t>
       </w:r>
     </w:p>
     <w:p/>
     <w:p>
       <w:pPr>
         <w:pStyle w:val="Heading2"/>
-        <w:jc w:val="left"/>
       </w:pPr>
       <w:r>
         <w:rPr>
           <w:rFonts w:ascii="Calibri" w:hAnsi="Calibri"/>
           <w:color w:val="2C3E50"/>
         </w:rPr>
-        <w:t>1. Болезнь Альцгеймера: что это и почему важна ранняя диагностика</w:t>
+        <w:t>1. Болезнь Альцгеймера: масштаб проблемы и патогенез</w:t>
       </w:r>
     </w:p>
     <w:p>
@@ -46,7 +44,61 @@
           <w:b w:val="0"/>
           <w:sz w:val="24"/>
         </w:rPr>
-        <w:t>Болезнь Альцгеймера (БА) — наиболее распространённая форма деменции, поражающая более 55 миллионов человек по всему миру (ВОЗ, 2023). Заболевание характеризуется накоплением амилоид-бета бляшек между нейронами и нейрофибриллярных клубков тау-белка внутри нейронов, что приводит к их гибели.</w:t>
+        <w:t>Болезнь Альцгеймера — наиболее распространённая форма деменции: по данным ВОЗ (2023) деменцией страдают более 55 млн человек, на БА приходится 60–70% случаев. Согласно амилоидной гипотезе (Selkoe, Hardy, 2016), ключевое звено патогенеза — накопление бляшек бета-амилоида вне нейронов и клубков тау-белка внутри них. Braak и Braak (1991) показали, что патология закономерно распространяется от энторинальной коры и гиппокампа к новой коре; современное нейропатологическое описание дано DeTure и Dickson (2019).</w:t>
+      </w:r>
+    </w:p>
+    <w:p>
+      <w:r>
+        <w:rPr>
+          <w:rFonts w:ascii="Calibri" w:hAnsi="Calibri"/>
+          <w:b w:val="0"/>
+          <w:sz w:val="24"/>
+        </w:rPr>
+        <w:t>Молекулярные изменения начинаются за 10–20 лет до симптомов. На этом основана биомаркерная классификация NIA-AA (Jack et al., 2018): болезнь — непрерывный континуум от асимптоматической стадии через лёгкие когнитивные нарушения (MCI) к деменции. Отсюда центральная задача: выявлять болезнь в «окне» MCI.</w:t>
+      </w:r>
+    </w:p>
+    <w:p>
+      <w:pPr>
+        <w:pStyle w:val="Heading2"/>
+      </w:pPr>
+      <w:r>
+        <w:rPr>
+          <w:rFonts w:ascii="Calibri" w:hAnsi="Calibri"/>
+          <w:color w:val="2C3E50"/>
+        </w:rPr>
+        <w:t>2. Клинические стадии и нейропсихологические шкалы</w:t>
+      </w:r>
+    </w:p>
+    <w:p>
+      <w:r>
+        <w:rPr>
+          <w:rFonts w:ascii="Calibri" w:hAnsi="Calibri"/>
+          <w:b w:val="0"/>
+          <w:sz w:val="24"/>
+        </w:rPr>
+        <w:t>Концепцию MCI как переходной стадии систематизировал Petersen с соавт. (2001); ежегодная конверсия MCI в деменцию достигает 10–15%. Стадию деменции устанавливают шкалы MMSE (Folstein et al., 1975; 0–30 баллов) и CDR (Hughes et al., 1982; Morris, 1993). Результаты тестов зависят от образования и когнитивного резерва (Stern, 2012), поэтому объективные молекулярные биомаркеры необходимы как дополнение.</w:t>
+      </w:r>
+    </w:p>
+    <w:p>
+      <w:pPr>
+        <w:pStyle w:val="Heading2"/>
+      </w:pPr>
+      <w:r>
+        <w:rPr>
+          <w:rFonts w:ascii="Calibri" w:hAnsi="Calibri"/>
+          <w:color w:val="2C3E50"/>
+        </w:rPr>
+        <w:t>3. Почему кровь: транскриптомика периферической крови при БА</w:t>
+      </w:r>
+    </w:p>
+    <w:p>
+      <w:r>
+        <w:rPr>
+          <w:rFonts w:ascii="Calibri" w:hAnsi="Calibri"/>
+          <w:b w:val="0"/>
+          <w:sz w:val="24"/>
+        </w:rPr>
+        <w:t>Существующие молекулярные биомаркеры БА требуют дорогих или инвазивных процедур: ПЭТ-сканирование, люмбальная пункция. Кровь же доступна у любого пациента при рутинном заборе, что делает её идеальным материалом для скрининга. Хотя нервная ткань отделена гематоэнцефалическим барьером, при БА в крови воспроизводимо меняется экспрессия сотен генов — отражение системного воспаления, окислительного стресса и энергетического дефицита.</w:t>
       </w:r>
     </w:p>
     <w:p>
@@ -57,7 +109,7 @@
           <w:color w:val="2C3E50"/>
           <w:sz w:val="24"/>
         </w:rPr>
-        <w:t xml:space="preserve">Ключевая проблема: </w:t>
+        <w:t xml:space="preserve">Ключевая работа: </w:t>
       </w:r>
       <w:r>
         <w:rPr>
@@ -65,60 +117,7 @@
           <w:b w:val="0"/>
           <w:sz w:val="24"/>
         </w:rPr>
-        <w:t>первые патологические изменения в мозге начинаются за 10–20 лет до появления клинических симптомов. К моменту постановки диагноза необратимо утрачено 30–40% нейронов гиппокампа.</w:t>
-      </w:r>
-    </w:p>
-    <w:p>
-      <w:r>
-        <w:rPr>
-          <w:rFonts w:ascii="Calibri" w:hAnsi="Calibri"/>
-          <w:b/>
-          <w:color w:val="2C3E50"/>
-          <w:sz w:val="24"/>
-        </w:rPr>
-        <w:t>Стадии заболевания:</w:t>
-      </w:r>
-    </w:p>
-    <w:p>
-      <w:pPr>
-        <w:pStyle w:val="ListBullet"/>
-        <w:ind w:left="283"/>
-      </w:pPr>
-      <w:r>
-        <w:rPr>
-          <w:rFonts w:ascii="Calibri" w:hAnsi="Calibri"/>
-          <w:b w:val="0"/>
-          <w:sz w:val="24"/>
-        </w:rPr>
-        <w:t>CN (Cognitively Normal) — норма, патологические изменения ещё не влияют на когнитивные функции</w:t>
-      </w:r>
-    </w:p>
-    <w:p>
-      <w:pPr>
-        <w:pStyle w:val="ListBullet"/>
-        <w:ind w:left="283"/>
-      </w:pPr>
-      <w:r>
-        <w:rPr>
-          <w:rFonts w:ascii="Calibri" w:hAnsi="Calibri"/>
-          <w:b w:val="0"/>
-          <w:sz w:val="24"/>
-        </w:rPr>
-        <w:t>MCI (Mild Cognitive Impairment) — лёгкие когнитивные нарушения, переходная стадия; 15% пациентов с MCI ежегодно переходят в стадию деменции</w:t>
-      </w:r>
-    </w:p>
-    <w:p>
-      <w:pPr>
-        <w:pStyle w:val="ListBullet"/>
-        <w:ind w:left="283"/>
-      </w:pPr>
-      <w:r>
-        <w:rPr>
-          <w:rFonts w:ascii="Calibri" w:hAnsi="Calibri"/>
-          <w:b w:val="0"/>
-          <w:sz w:val="24"/>
-        </w:rPr>
-        <w:t>AD (Alzheimer's Disease) — деменция, необратимая потеря когнитивных функций</w:t>
+        <w:t>Lunnon с соавт. (2013) на когорте AddNeuroMed построили первый классификатор болезни Альцгеймера по экспрессии генов цельной крови и показали, что он помечает часть пациентов с MCI как «AD-подобных» — то есть кровь чувствительна к ранней стадии. Именно эта когорта (GSE63060, платформа Illumina HumanHT-12 V3.0) используется в настоящем проекте.</w:t>
       </w:r>
     </w:p>
     <w:p>
@@ -128,73 +127,19 @@
           <w:b w:val="0"/>
           <w:sz w:val="24"/>
         </w:rPr>
-        <w:t>Именно стадия MCI является «окном возможностей» для терапевтического вмешательства.</w:t>
-      </w:r>
-    </w:p>
-    <w:p>
-      <w:r>
-        <w:rPr>
-          <w:rFonts w:ascii="Calibri" w:hAnsi="Calibri"/>
-          <w:b/>
-          <w:color w:val="2C3E50"/>
-          <w:sz w:val="24"/>
-        </w:rPr>
-        <w:t>Ключевые работы:</w:t>
-      </w:r>
-    </w:p>
-    <w:p>
-      <w:pPr>
-        <w:pStyle w:val="ListBullet"/>
-        <w:ind w:left="283"/>
-      </w:pPr>
-      <w:r>
-        <w:rPr>
-          <w:rFonts w:ascii="Calibri" w:hAnsi="Calibri"/>
-          <w:b w:val="0"/>
-          <w:sz w:val="24"/>
-        </w:rPr>
-        <w:t>Selkoe D.J., Hardy J. (2016). The amyloid hypothesis of Alzheimer's disease at 25 years. EMBO Mol Med, 8(6), 595–608.</w:t>
-      </w:r>
-    </w:p>
-    <w:p>
-      <w:pPr>
-        <w:pStyle w:val="ListBullet"/>
-        <w:ind w:left="283"/>
-      </w:pPr>
-      <w:r>
-        <w:rPr>
-          <w:rFonts w:ascii="Calibri" w:hAnsi="Calibri"/>
-          <w:b w:val="0"/>
-          <w:sz w:val="24"/>
-        </w:rPr>
-        <w:t>Jack C.R. et al. (2018). NIA-AA Research Framework: biomarkers of Alzheimer's continuum. Alzheimers Dement, 14(4), 535–562.</w:t>
-      </w:r>
-    </w:p>
-    <w:p>
-      <w:pPr>
-        <w:pStyle w:val="ListBullet"/>
-        <w:ind w:left="283"/>
-      </w:pPr>
-      <w:r>
-        <w:rPr>
-          <w:rFonts w:ascii="Calibri" w:hAnsi="Calibri"/>
-          <w:b w:val="0"/>
-          <w:sz w:val="24"/>
-        </w:rPr>
-        <w:t>Prince M. et al. (2023). World Alzheimer Report. Alzheimer's Disease International.</w:t>
+        <w:t>Lee и Lee (2020) обучили ансамбль моделей на датасетах GSE63060/GSE63061 и подтвердили предсказуемость БА по крови (AUC порядка 0.8), отметив, что наибольшую устойчивость дают гены энергетического обмена и рибосомальные гены — та же биология, что воспроизводит и наша панель.</w:t>
       </w:r>
     </w:p>
     <w:p>
       <w:pPr>
         <w:pStyle w:val="Heading2"/>
-        <w:jc w:val="left"/>
       </w:pPr>
       <w:r>
         <w:rPr>
           <w:rFonts w:ascii="Calibri" w:hAnsi="Calibri"/>
           <w:color w:val="2C3E50"/>
         </w:rPr>
-        <w:t>2. Датасет OASIS (Open Access Series of Imaging Studies)</w:t>
+        <w:t>4. Терапевтическое окно: почему ранняя стадия решает всё</w:t>
       </w:r>
     </w:p>
     <w:p>
@@ -204,161 +149,19 @@
           <w:b w:val="0"/>
           <w:sz w:val="24"/>
         </w:rPr>
-        <w:t>В данном проекте используются два открытых датасета серии OASIS, доступных на платформе Kaggle без ограничений доступа.</w:t>
-      </w:r>
-    </w:p>
-    <w:p>
-      <w:r>
-        <w:rPr>
-          <w:rFonts w:ascii="Calibri" w:hAnsi="Calibri"/>
-          <w:b/>
-          <w:color w:val="2C3E50"/>
-          <w:sz w:val="24"/>
-        </w:rPr>
-        <w:t xml:space="preserve">OASIS-1 (Cross-Sectional): </w:t>
-      </w:r>
-      <w:r>
-        <w:rPr>
-          <w:rFonts w:ascii="Calibri" w:hAnsi="Calibri"/>
-          <w:b w:val="0"/>
-          <w:sz w:val="24"/>
-        </w:rPr>
-        <w:t>Marcus D.S. et al. (2007). Journal of Cognitive Neuroscience, 19(9), 1498–1507.</w:t>
-      </w:r>
-    </w:p>
-    <w:p>
-      <w:pPr>
-        <w:pStyle w:val="ListBullet"/>
-        <w:ind w:left="283"/>
-      </w:pPr>
-      <w:r>
-        <w:rPr>
-          <w:rFonts w:ascii="Calibri" w:hAnsi="Calibri"/>
-          <w:b w:val="0"/>
-          <w:sz w:val="24"/>
-        </w:rPr>
-        <w:t>436 участников, возраст 18–96 лет</w:t>
-      </w:r>
-    </w:p>
-    <w:p>
-      <w:pPr>
-        <w:pStyle w:val="ListBullet"/>
-        <w:ind w:left="283"/>
-      </w:pPr>
-      <w:r>
-        <w:rPr>
-          <w:rFonts w:ascii="Calibri" w:hAnsi="Calibri"/>
-          <w:b w:val="0"/>
-          <w:sz w:val="24"/>
-        </w:rPr>
-        <w:t>Однократный визит, поперечное исследование</w:t>
-      </w:r>
-    </w:p>
-    <w:p>
-      <w:pPr>
-        <w:pStyle w:val="ListBullet"/>
-        <w:ind w:left="283"/>
-      </w:pPr>
-      <w:r>
-        <w:rPr>
-          <w:rFonts w:ascii="Calibri" w:hAnsi="Calibri"/>
-          <w:b w:val="0"/>
-          <w:sz w:val="24"/>
-        </w:rPr>
-        <w:t>Включает МРТ + когнитивные тесты + демографию</w:t>
-      </w:r>
-    </w:p>
-    <w:p>
-      <w:r>
-        <w:rPr>
-          <w:rFonts w:ascii="Calibri" w:hAnsi="Calibri"/>
-          <w:b/>
-          <w:color w:val="2C3E50"/>
-          <w:sz w:val="24"/>
-        </w:rPr>
-        <w:t xml:space="preserve">OASIS-2 (Longitudinal): </w:t>
-      </w:r>
-      <w:r>
-        <w:rPr>
-          <w:rFonts w:ascii="Calibri" w:hAnsi="Calibri"/>
-          <w:b w:val="0"/>
-          <w:sz w:val="24"/>
-        </w:rPr>
-        <w:t>Marcus D.S. et al. (2010). Journal of Cognitive Neuroscience, 22(12), 2677–2684.</w:t>
-      </w:r>
-    </w:p>
-    <w:p>
-      <w:pPr>
-        <w:pStyle w:val="ListBullet"/>
-        <w:ind w:left="283"/>
-      </w:pPr>
-      <w:r>
-        <w:rPr>
-          <w:rFonts w:ascii="Calibri" w:hAnsi="Calibri"/>
-          <w:b w:val="0"/>
-          <w:sz w:val="24"/>
-        </w:rPr>
-        <w:t>150 участников старше 60 лет</w:t>
-      </w:r>
-    </w:p>
-    <w:p>
-      <w:pPr>
-        <w:pStyle w:val="ListBullet"/>
-        <w:ind w:left="283"/>
-      </w:pPr>
-      <w:r>
-        <w:rPr>
-          <w:rFonts w:ascii="Calibri" w:hAnsi="Calibri"/>
-          <w:b w:val="0"/>
-          <w:sz w:val="24"/>
-        </w:rPr>
-        <w:t>Повторные визиты (2+ сессии), продольное наблюдение</w:t>
-      </w:r>
-    </w:p>
-    <w:p>
-      <w:pPr>
-        <w:pStyle w:val="ListBullet"/>
-        <w:ind w:left="283"/>
-      </w:pPr>
-      <w:r>
-        <w:rPr>
-          <w:rFonts w:ascii="Calibri" w:hAnsi="Calibri"/>
-          <w:b w:val="0"/>
-          <w:sz w:val="24"/>
-        </w:rPr>
-        <w:t>Включает диагноз (Nondemented / Converted / Demented)</w:t>
-      </w:r>
-    </w:p>
-    <w:p>
-      <w:r>
-        <w:rPr>
-          <w:rFonts w:ascii="Calibri" w:hAnsi="Calibri"/>
-          <w:b/>
-          <w:color w:val="2C3E50"/>
-          <w:sz w:val="24"/>
-        </w:rPr>
-        <w:t xml:space="preserve">Ключевое преимущество: </w:t>
-      </w:r>
-      <w:r>
-        <w:rPr>
-          <w:rFonts w:ascii="Calibri" w:hAnsi="Calibri"/>
-          <w:b w:val="0"/>
-          <w:sz w:val="24"/>
-        </w:rPr>
-        <w:t>МРТ и клинические данные собраны от одного пациента на одном визите — это гарантирует корректное мультимодальное обучение без ошибки несовпадения модальностей.</w:t>
+        <w:t>Моноклональные антитела к бета-амилоиду леканемаб (van Dyck et al., 2023) и донанемаб (Sims et al., 2023) замедляют снижение когнитивных функций на 27–35%, но работают только на ранних стадиях (MCI и лёгкая деменция). Таким образом, ценность диагностического инструмента определяется тем, насколько рано и точно он разделяет норма / MCI / деменция.</w:t>
       </w:r>
     </w:p>
     <w:p>
       <w:pPr>
         <w:pStyle w:val="Heading2"/>
-        <w:jc w:val="left"/>
       </w:pPr>
       <w:r>
         <w:rPr>
           <w:rFonts w:ascii="Calibri" w:hAnsi="Calibri"/>
           <w:color w:val="2C3E50"/>
         </w:rPr>
-        <w:t>3. МРТ-биомаркеры болезни Альцгеймера</w:t>
+        <w:t>5. Машинное обучение в диагностике БА</w:t>
       </w:r>
     </w:p>
     <w:p>
@@ -368,18 +171,7 @@
           <w:b w:val="0"/>
           <w:sz w:val="24"/>
         </w:rPr>
-        <w:t>Структурная МРТ (T1-взвешенная) позволяет количественно оценить атрофию мозговых структур. Программа FreeSurfer (Fischl B., 2012) автоматически сегментирует МРТ-снимки без ручной разметки.</w:t>
-      </w:r>
-    </w:p>
-    <w:p>
-      <w:r>
-        <w:rPr>
-          <w:rFonts w:ascii="Calibri" w:hAnsi="Calibri"/>
-          <w:b/>
-          <w:color w:val="2C3E50"/>
-          <w:sz w:val="24"/>
-        </w:rPr>
-        <w:t>Три ключевых признака:</w:t>
+        <w:t>Большинство работ по МО-диагностике БА опирается на нейровизуализацию (МРТ/ПЭТ) и закрытые данные ADNI: Zhang et al. (2011) — мультимодальный SVM (AUC 0.93); Liu et al. (2018) — каскадные CNN на МРТ+ПЭТ; Spasov et al. (2019) — параметр-эффективная 3D-CNN для прогноза конверсии MCI→AD.</w:t>
       </w:r>
     </w:p>
     <w:tbl>
@@ -389,59 +181,69 @@
         <w:tblLook w:firstColumn="1" w:firstRow="1" w:lastColumn="0" w:lastRow="0" w:noHBand="0" w:noVBand="1" w:val="04A0"/>
       </w:tblPr>
       <w:tblGrid>
-        <w:gridCol w:w="2880"/>
-        <w:gridCol w:w="2880"/>
-        <w:gridCol w:w="2880"/>
+        <w:gridCol w:w="2160"/>
+        <w:gridCol w:w="2160"/>
+        <w:gridCol w:w="2160"/>
+        <w:gridCol w:w="2160"/>
       </w:tblGrid>
       <w:tr>
         <w:tc>
           <w:tcPr>
-            <w:tcW w:type="dxa" w:w="2880"/>
-            <w:shd w:fill="2C3E50" w:color="FFFFFF" w:val="clear"/>
+            <w:tcW w:type="dxa" w:w="2160"/>
           </w:tcPr>
           <w:p>
             <w:r>
               <w:rPr>
                 <w:rFonts w:ascii="Calibri" w:hAnsi="Calibri"/>
                 <w:b/>
-                <w:color w:val="FFFFFF"/>
                 <w:sz w:val="22"/>
               </w:rPr>
-              <w:t>Признак</w:t>
+              <w:t>Работа</w:t>
             </w:r>
           </w:p>
         </w:tc>
         <w:tc>
           <w:tcPr>
-            <w:tcW w:type="dxa" w:w="2880"/>
-            <w:shd w:fill="2C3E50" w:color="FFFFFF" w:val="clear"/>
+            <w:tcW w:type="dxa" w:w="2160"/>
           </w:tcPr>
           <w:p>
             <w:r>
               <w:rPr>
                 <w:rFonts w:ascii="Calibri" w:hAnsi="Calibri"/>
                 <w:b/>
-                <w:color w:val="FFFFFF"/>
                 <w:sz w:val="22"/>
               </w:rPr>
-              <w:t>Расшифровка</w:t>
+              <w:t>Данные</w:t>
             </w:r>
           </w:p>
         </w:tc>
         <w:tc>
           <w:tcPr>
-            <w:tcW w:type="dxa" w:w="2880"/>
-            <w:shd w:fill="2C3E50" w:color="FFFFFF" w:val="clear"/>
+            <w:tcW w:type="dxa" w:w="2160"/>
           </w:tcPr>
           <w:p>
             <w:r>
               <w:rPr>
                 <w:rFonts w:ascii="Calibri" w:hAnsi="Calibri"/>
                 <w:b/>
-                <w:color w:val="FFFFFF"/>
                 <w:sz w:val="22"/>
               </w:rPr>
-              <w:t>Изменение при AD</w:t>
+              <w:t>Метод</w:t>
+            </w:r>
+          </w:p>
+        </w:tc>
+        <w:tc>
+          <w:tcPr>
+            <w:tcW w:type="dxa" w:w="2160"/>
+          </w:tcPr>
+          <w:p>
+            <w:r>
+              <w:rPr>
+                <w:rFonts w:ascii="Calibri" w:hAnsi="Calibri"/>
+                <w:b/>
+                <w:sz w:val="22"/>
+              </w:rPr>
+              <w:t>Ограничение</w:t>
             </w:r>
           </w:p>
         </w:tc>
@@ -449,7 +251,7 @@
       <w:tr>
         <w:tc>
           <w:tcPr>
-            <w:tcW w:type="dxa" w:w="2880"/>
+            <w:tcW w:type="dxa" w:w="2160"/>
           </w:tcPr>
           <w:p>
             <w:r>
@@ -458,13 +260,13 @@
                 <w:b w:val="0"/>
                 <w:sz w:val="22"/>
               </w:rPr>
-              <w:t>eTIV</w:t>
+              <w:t>Zhang et al., 2011</w:t>
             </w:r>
           </w:p>
         </w:tc>
         <w:tc>
           <w:tcPr>
-            <w:tcW w:type="dxa" w:w="2880"/>
+            <w:tcW w:type="dxa" w:w="2160"/>
           </w:tcPr>
           <w:p>
             <w:r>
@@ -473,13 +275,13 @@
                 <w:b w:val="0"/>
                 <w:sz w:val="22"/>
               </w:rPr>
-              <w:t>Estimated Total Intracranial Volume — объём черепа (мм³)</w:t>
+              <w:t>ADNI: МРТ+ПЭТ+ликвор</w:t>
             </w:r>
           </w:p>
         </w:tc>
         <w:tc>
           <w:tcPr>
-            <w:tcW w:type="dxa" w:w="2880"/>
+            <w:tcW w:type="dxa" w:w="2160"/>
           </w:tcPr>
           <w:p>
             <w:r>
@@ -488,15 +290,13 @@
                 <w:b w:val="0"/>
                 <w:sz w:val="22"/>
               </w:rPr>
-              <w:t>Стабильный, используется для нормализации</w:t>
+              <w:t>SVM с мультимодальным ядром</w:t>
             </w:r>
           </w:p>
         </w:tc>
-      </w:tr>
-      <w:tr>
         <w:tc>
           <w:tcPr>
-            <w:tcW w:type="dxa" w:w="2880"/>
+            <w:tcW w:type="dxa" w:w="2160"/>
           </w:tcPr>
           <w:p>
             <w:r>
@@ -505,13 +305,15 @@
                 <w:b w:val="0"/>
                 <w:sz w:val="22"/>
               </w:rPr>
-              <w:t>nWBV</w:t>
+              <w:t>Дорогие/инвазивные модальности; закрытый доступ</w:t>
             </w:r>
           </w:p>
         </w:tc>
+      </w:tr>
+      <w:tr>
         <w:tc>
           <w:tcPr>
-            <w:tcW w:type="dxa" w:w="2880"/>
+            <w:tcW w:type="dxa" w:w="2160"/>
           </w:tcPr>
           <w:p>
             <w:r>
@@ -520,13 +322,13 @@
                 <w:b w:val="0"/>
                 <w:sz w:val="22"/>
               </w:rPr>
-              <w:t>Normalized Whole Brain Volume — нормированный объём мозга</w:t>
+              <w:t>Liu et al., 2018</w:t>
             </w:r>
           </w:p>
         </w:tc>
         <w:tc>
           <w:tcPr>
-            <w:tcW w:type="dxa" w:w="2880"/>
+            <w:tcW w:type="dxa" w:w="2160"/>
           </w:tcPr>
           <w:p>
             <w:r>
@@ -535,15 +337,13 @@
                 <w:b w:val="0"/>
                 <w:sz w:val="22"/>
               </w:rPr>
-              <w:t>Снижается: CN &gt; MCI &gt; AD</w:t>
+              <w:t>ADNI: МРТ+ПЭТ</w:t>
             </w:r>
           </w:p>
         </w:tc>
-      </w:tr>
-      <w:tr>
         <w:tc>
           <w:tcPr>
-            <w:tcW w:type="dxa" w:w="2880"/>
+            <w:tcW w:type="dxa" w:w="2160"/>
           </w:tcPr>
           <w:p>
             <w:r>
@@ -552,13 +352,13 @@
                 <w:b w:val="0"/>
                 <w:sz w:val="22"/>
               </w:rPr>
-              <w:t>ASF</w:t>
+              <w:t>Каскадные CNN</w:t>
             </w:r>
           </w:p>
         </w:tc>
         <w:tc>
           <w:tcPr>
-            <w:tcW w:type="dxa" w:w="2880"/>
+            <w:tcW w:type="dxa" w:w="2160"/>
           </w:tcPr>
           <w:p>
             <w:r>
@@ -567,13 +367,15 @@
                 <w:b w:val="0"/>
                 <w:sz w:val="22"/>
               </w:rPr>
-              <w:t>Atlas Scaling Factor — коэффициент масштабирования к атласу</w:t>
+              <w:t>Нужны полные снимки; слабая интерпретируемость</w:t>
             </w:r>
           </w:p>
         </w:tc>
+      </w:tr>
+      <w:tr>
         <w:tc>
           <w:tcPr>
-            <w:tcW w:type="dxa" w:w="2880"/>
+            <w:tcW w:type="dxa" w:w="2160"/>
           </w:tcPr>
           <w:p>
             <w:r>
@@ -582,114 +384,13 @@
                 <w:b w:val="0"/>
                 <w:sz w:val="22"/>
               </w:rPr>
-              <w:t>Изменяется обратно пропорционально eTIV</w:t>
-            </w:r>
-          </w:p>
-        </w:tc>
-      </w:tr>
-    </w:tbl>
-    <w:p/>
-    <w:p>
-      <w:r>
-        <w:rPr>
-          <w:rFonts w:ascii="Calibri" w:hAnsi="Calibri"/>
-          <w:b/>
-          <w:color w:val="2C3E50"/>
-          <w:sz w:val="24"/>
-        </w:rPr>
-        <w:t xml:space="preserve">Динамика nWBV: </w:t>
-      </w:r>
-      <w:r>
-        <w:rPr>
-          <w:rFonts w:ascii="Calibri" w:hAnsi="Calibri"/>
-          <w:b w:val="0"/>
-          <w:sz w:val="24"/>
-        </w:rPr>
-        <w:t>у пациентов с MCI объём мозга снижается в среднем на 0.5–1% в год, при AD — на 1.5–2% (Fox N.C. et al., 1999, Brain, 122, 2327–2337).</w:t>
-      </w:r>
-    </w:p>
-    <w:p>
-      <w:pPr>
-        <w:pStyle w:val="Heading2"/>
-        <w:jc w:val="left"/>
-      </w:pPr>
-      <w:r>
-        <w:rPr>
-          <w:rFonts w:ascii="Calibri" w:hAnsi="Calibri"/>
-          <w:color w:val="2C3E50"/>
-        </w:rPr>
-        <w:t>4. Клинические биомаркеры</w:t>
-      </w:r>
-    </w:p>
-    <w:p>
-      <w:r>
-        <w:rPr>
-          <w:rFonts w:ascii="Calibri" w:hAnsi="Calibri"/>
-          <w:b/>
-          <w:color w:val="2C3E50"/>
-          <w:sz w:val="24"/>
-        </w:rPr>
-        <w:t xml:space="preserve">MMSE (Mini-Mental State Examination) — </w:t>
-      </w:r>
-      <w:r>
-        <w:rPr>
-          <w:rFonts w:ascii="Calibri" w:hAnsi="Calibri"/>
-          <w:b w:val="0"/>
-          <w:sz w:val="24"/>
-        </w:rPr>
-        <w:t>Folstein M.F. et al. (1975). Нейропсихологический тест, оценивает память, ориентацию, внимание, речь по шкале 0–30.</w:t>
-      </w:r>
-    </w:p>
-    <w:tbl>
-      <w:tblPr>
-        <w:tblStyle w:val="TableGrid"/>
-        <w:tblW w:type="auto" w:w="0"/>
-        <w:tblLook w:firstColumn="1" w:firstRow="1" w:lastColumn="0" w:lastRow="0" w:noHBand="0" w:noVBand="1" w:val="04A0"/>
-      </w:tblPr>
-      <w:tblGrid>
-        <w:gridCol w:w="4320"/>
-        <w:gridCol w:w="4320"/>
-      </w:tblGrid>
-      <w:tr>
-        <w:tc>
-          <w:tcPr>
-            <w:tcW w:type="dxa" w:w="4320"/>
-            <w:shd w:fill="2C3E50" w:color="FFFFFF" w:val="clear"/>
-          </w:tcPr>
-          <w:p>
-            <w:r>
-              <w:rPr>
-                <w:rFonts w:ascii="Calibri" w:hAnsi="Calibri"/>
-                <w:b/>
-                <w:color w:val="FFFFFF"/>
-                <w:sz w:val="22"/>
-              </w:rPr>
-              <w:t>Балл</w:t>
+              <w:t>Spasov et al., 2019</w:t>
             </w:r>
           </w:p>
         </w:tc>
         <w:tc>
           <w:tcPr>
-            <w:tcW w:type="dxa" w:w="4320"/>
-            <w:shd w:fill="2C3E50" w:color="FFFFFF" w:val="clear"/>
-          </w:tcPr>
-          <w:p>
-            <w:r>
-              <w:rPr>
-                <w:rFonts w:ascii="Calibri" w:hAnsi="Calibri"/>
-                <w:b/>
-                <w:color w:val="FFFFFF"/>
-                <w:sz w:val="22"/>
-              </w:rPr>
-              <w:t>Интерпретация</w:t>
-            </w:r>
-          </w:p>
-        </w:tc>
-      </w:tr>
-      <w:tr>
-        <w:tc>
-          <w:tcPr>
-            <w:tcW w:type="dxa" w:w="4320"/>
+            <w:tcW w:type="dxa" w:w="2160"/>
           </w:tcPr>
           <w:p>
             <w:r>
@@ -698,13 +399,13 @@
                 <w:b w:val="0"/>
                 <w:sz w:val="22"/>
               </w:rPr>
-              <w:t>27–30</w:t>
+              <w:t>ADNI: МРТ+ПЭТ</w:t>
             </w:r>
           </w:p>
         </w:tc>
         <w:tc>
           <w:tcPr>
-            <w:tcW w:type="dxa" w:w="4320"/>
+            <w:tcW w:type="dxa" w:w="2160"/>
           </w:tcPr>
           <w:p>
             <w:r>
@@ -713,15 +414,13 @@
                 <w:b w:val="0"/>
                 <w:sz w:val="22"/>
               </w:rPr>
-              <w:t>Норма</w:t>
+              <w:t>3D-CNN</w:t>
             </w:r>
           </w:p>
         </w:tc>
-      </w:tr>
-      <w:tr>
         <w:tc>
           <w:tcPr>
-            <w:tcW w:type="dxa" w:w="4320"/>
+            <w:tcW w:type="dxa" w:w="2160"/>
           </w:tcPr>
           <w:p>
             <w:r>
@@ -730,13 +429,15 @@
                 <w:b w:val="0"/>
                 <w:sz w:val="22"/>
               </w:rPr>
-              <w:t>24–26</w:t>
+              <w:t>ADNI; объёмные снимки</w:t>
             </w:r>
           </w:p>
         </w:tc>
+      </w:tr>
+      <w:tr>
         <w:tc>
           <w:tcPr>
-            <w:tcW w:type="dxa" w:w="4320"/>
+            <w:tcW w:type="dxa" w:w="2160"/>
           </w:tcPr>
           <w:p>
             <w:r>
@@ -745,15 +446,13 @@
                 <w:b w:val="0"/>
                 <w:sz w:val="22"/>
               </w:rPr>
-              <w:t>Лёгкие нарушения (MCI)</w:t>
+              <w:t>Lunnon et al., 2013</w:t>
             </w:r>
           </w:p>
         </w:tc>
-      </w:tr>
-      <w:tr>
         <w:tc>
           <w:tcPr>
-            <w:tcW w:type="dxa" w:w="4320"/>
+            <w:tcW w:type="dxa" w:w="2160"/>
           </w:tcPr>
           <w:p>
             <w:r>
@@ -762,13 +461,13 @@
                 <w:b w:val="0"/>
                 <w:sz w:val="22"/>
               </w:rPr>
-              <w:t>20–23</w:t>
+              <w:t>AddNeuroMed: кровь</w:t>
             </w:r>
           </w:p>
         </w:tc>
         <w:tc>
           <w:tcPr>
-            <w:tcW w:type="dxa" w:w="4320"/>
+            <w:tcW w:type="dxa" w:w="2160"/>
           </w:tcPr>
           <w:p>
             <w:r>
@@ -777,15 +476,13 @@
                 <w:b w:val="0"/>
                 <w:sz w:val="22"/>
               </w:rPr>
-              <w:t>Умеренная деменция</w:t>
+              <w:t>Селекция генов + классификатор</w:t>
             </w:r>
           </w:p>
         </w:tc>
-      </w:tr>
-      <w:tr>
         <w:tc>
           <w:tcPr>
-            <w:tcW w:type="dxa" w:w="4320"/>
+            <w:tcW w:type="dxa" w:w="2160"/>
           </w:tcPr>
           <w:p>
             <w:r>
@@ -794,13 +491,15 @@
                 <w:b w:val="0"/>
                 <w:sz w:val="22"/>
               </w:rPr>
-              <w:t>&lt; 20</w:t>
+              <w:t>2 класса (AD/контроль); без веб-инструмента</w:t>
             </w:r>
           </w:p>
         </w:tc>
+      </w:tr>
+      <w:tr>
         <w:tc>
           <w:tcPr>
-            <w:tcW w:type="dxa" w:w="4320"/>
+            <w:tcW w:type="dxa" w:w="2160"/>
           </w:tcPr>
           <w:p>
             <w:r>
@@ -809,82 +508,13 @@
                 <w:b w:val="0"/>
                 <w:sz w:val="22"/>
               </w:rPr>
-              <w:t>Выраженная деменция</w:t>
-            </w:r>
-          </w:p>
-        </w:tc>
-      </w:tr>
-    </w:tbl>
-    <w:p/>
-    <w:p>
-      <w:r>
-        <w:rPr>
-          <w:rFonts w:ascii="Calibri" w:hAnsi="Calibri"/>
-          <w:b/>
-          <w:color w:val="2C3E50"/>
-          <w:sz w:val="24"/>
-        </w:rPr>
-        <w:t xml:space="preserve">CDR (Clinical Dementia Rating) — </w:t>
-      </w:r>
-      <w:r>
-        <w:rPr>
-          <w:rFonts w:ascii="Calibri" w:hAnsi="Calibri"/>
-          <w:b w:val="0"/>
-          <w:sz w:val="24"/>
-        </w:rPr>
-        <w:t>Hughes C.P. et al. (1982). Клиническая шкала по 6 доменам.</w:t>
-      </w:r>
-    </w:p>
-    <w:tbl>
-      <w:tblPr>
-        <w:tblStyle w:val="TableGrid"/>
-        <w:tblW w:type="auto" w:w="0"/>
-        <w:tblLook w:firstColumn="1" w:firstRow="1" w:lastColumn="0" w:lastRow="0" w:noHBand="0" w:noVBand="1" w:val="04A0"/>
-      </w:tblPr>
-      <w:tblGrid>
-        <w:gridCol w:w="4320"/>
-        <w:gridCol w:w="4320"/>
-      </w:tblGrid>
-      <w:tr>
-        <w:tc>
-          <w:tcPr>
-            <w:tcW w:type="dxa" w:w="4320"/>
-            <w:shd w:fill="2C3E50" w:color="FFFFFF" w:val="clear"/>
-          </w:tcPr>
-          <w:p>
-            <w:r>
-              <w:rPr>
-                <w:rFonts w:ascii="Calibri" w:hAnsi="Calibri"/>
-                <w:b/>
-                <w:color w:val="FFFFFF"/>
-                <w:sz w:val="22"/>
-              </w:rPr>
-              <w:t>CDR</w:t>
+              <w:t>Lee, Lee, 2020</w:t>
             </w:r>
           </w:p>
         </w:tc>
         <w:tc>
           <w:tcPr>
-            <w:tcW w:type="dxa" w:w="4320"/>
-            <w:shd w:fill="2C3E50" w:color="FFFFFF" w:val="clear"/>
-          </w:tcPr>
-          <w:p>
-            <w:r>
-              <w:rPr>
-                <w:rFonts w:ascii="Calibri" w:hAnsi="Calibri"/>
-                <w:b/>
-                <w:color w:val="FFFFFF"/>
-                <w:sz w:val="22"/>
-              </w:rPr>
-              <w:t>Интерпретация</w:t>
-            </w:r>
-          </w:p>
-        </w:tc>
-      </w:tr>
-      <w:tr>
-        <w:tc>
-          <w:tcPr>
-            <w:tcW w:type="dxa" w:w="4320"/>
+            <w:tcW w:type="dxa" w:w="2160"/>
           </w:tcPr>
           <w:p>
             <w:r>
@@ -893,13 +523,13 @@
                 <w:b w:val="0"/>
                 <w:sz w:val="22"/>
               </w:rPr>
-              <w:t>0</w:t>
+              <w:t>GSE63060/63061: кровь</w:t>
             </w:r>
           </w:p>
         </w:tc>
         <w:tc>
           <w:tcPr>
-            <w:tcW w:type="dxa" w:w="4320"/>
+            <w:tcW w:type="dxa" w:w="2160"/>
           </w:tcPr>
           <w:p>
             <w:r>
@@ -908,15 +538,13 @@
                 <w:b w:val="0"/>
                 <w:sz w:val="22"/>
               </w:rPr>
-              <w:t>Норма (CN)</w:t>
+              <w:t>Ансамбль МО</w:t>
             </w:r>
           </w:p>
         </w:tc>
-      </w:tr>
-      <w:tr>
         <w:tc>
           <w:tcPr>
-            <w:tcW w:type="dxa" w:w="4320"/>
+            <w:tcW w:type="dxa" w:w="2160"/>
           </w:tcPr>
           <w:p>
             <w:r>
@@ -925,13 +553,15 @@
                 <w:b w:val="0"/>
                 <w:sz w:val="22"/>
               </w:rPr>
-              <w:t>0.5</w:t>
+              <w:t>2 класса; нет персонального объяснения</w:t>
             </w:r>
           </w:p>
         </w:tc>
+      </w:tr>
+      <w:tr>
         <w:tc>
           <w:tcPr>
-            <w:tcW w:type="dxa" w:w="4320"/>
+            <w:tcW w:type="dxa" w:w="2160"/>
           </w:tcPr>
           <w:p>
             <w:r>
@@ -940,15 +570,13 @@
                 <w:b w:val="0"/>
                 <w:sz w:val="22"/>
               </w:rPr>
-              <w:t>Сомнительная деменция (MCI)</w:t>
+              <w:t>Настоящая работа</w:t>
             </w:r>
           </w:p>
         </w:tc>
-      </w:tr>
-      <w:tr>
         <w:tc>
           <w:tcPr>
-            <w:tcW w:type="dxa" w:w="4320"/>
+            <w:tcW w:type="dxa" w:w="2160"/>
           </w:tcPr>
           <w:p>
             <w:r>
@@ -957,13 +585,13 @@
                 <w:b w:val="0"/>
                 <w:sz w:val="22"/>
               </w:rPr>
-              <w:t>1</w:t>
+              <w:t>GSE63060: кровь (открытые)</w:t>
             </w:r>
           </w:p>
         </w:tc>
         <w:tc>
           <w:tcPr>
-            <w:tcW w:type="dxa" w:w="4320"/>
+            <w:tcW w:type="dxa" w:w="2160"/>
           </w:tcPr>
           <w:p>
             <w:r>
@@ -972,15 +600,13 @@
                 <w:b w:val="0"/>
                 <w:sz w:val="22"/>
               </w:rPr>
-              <w:t>Лёгкая деменция (AD)</w:t>
+              <w:t>Логрегрессия по мини-панели + SHAP</w:t>
             </w:r>
           </w:p>
         </w:tc>
-      </w:tr>
-      <w:tr>
         <w:tc>
           <w:tcPr>
-            <w:tcW w:type="dxa" w:w="4320"/>
+            <w:tcW w:type="dxa" w:w="2160"/>
           </w:tcPr>
           <w:p>
             <w:r>
@@ -989,22 +615,7 @@
                 <w:b w:val="0"/>
                 <w:sz w:val="22"/>
               </w:rPr>
-              <w:t>2–3</w:t>
-            </w:r>
-          </w:p>
-        </w:tc>
-        <w:tc>
-          <w:tcPr>
-            <w:tcW w:type="dxa" w:w="4320"/>
-          </w:tcPr>
-          <w:p>
-            <w:r>
-              <w:rPr>
-                <w:rFonts w:ascii="Calibri" w:hAnsi="Calibri"/>
-                <w:b w:val="0"/>
-                <w:sz w:val="22"/>
-              </w:rPr>
-              <w:t>Умеренная / тяжёлая деменция</w:t>
+              <w:t>Одна когорта; MCI трудный класс</w:t>
             </w:r>
           </w:p>
         </w:tc>
@@ -1018,20 +629,19 @@
           <w:b w:val="0"/>
           <w:sz w:val="24"/>
         </w:rPr>
-        <w:t>Дополнительные признаки: возраст, пол, уровень образования, SES. Образование — защитный фактор: когнитивный резерв (Stern Y., 2012, Lancet Neurol).</w:t>
+        <w:t>Отдельная методологическая проблема — утечка данных. Varoquaux (2018) показал, что при малых выборках отбор признаков «по всем данным» до кросс-валидации завышает метрики и они не воспроизводятся. Поэтому в настоящем проекте отбор генов и масштабирование выполняются строго внутри обучающих фолдов, а «наивный» вариант приводится рядом для сравнения.</w:t>
       </w:r>
     </w:p>
     <w:p>
       <w:pPr>
         <w:pStyle w:val="Heading2"/>
-        <w:jc w:val="left"/>
       </w:pPr>
       <w:r>
         <w:rPr>
           <w:rFonts w:ascii="Calibri" w:hAnsi="Calibri"/>
           <w:color w:val="2C3E50"/>
         </w:rPr>
-        <w:t>5. Мультимодальный подход к диагностике AD</w:t>
+        <w:t>6. Интерпретируемость: линейная модель и SHAP</w:t>
       </w:r>
     </w:p>
     <w:p>
@@ -1041,13 +651,24 @@
           <w:b w:val="0"/>
           <w:sz w:val="24"/>
         </w:rPr>
-        <w:t>Использование нескольких источников данных повышает точность диагностики. Каждая модальность отражает разные аспекты патологии:</w:t>
+        <w:t>В медицине «чёрный ящик» неприемлем: врач должен видеть, на каких данных основан вывод. Логистическая регрессия — базовая интерпретируемая модель: вклад каждого гена равен произведению его коэффициента на стандартизованное значение. Формально эти вклады совпадают с локальными SHAP-значениями (Lundberg, Lee, 2017), что позволяет единообразно показывать и персональное объяснение (вклады генов конкретного пациента), и глобальную важность гена панели. Малая панель (15 генов) дополнительно делает вероятный клинический тест дешёвым (qPCR-формат).</w:t>
+      </w:r>
+    </w:p>
+    <w:p>
+      <w:pPr>
+        <w:pStyle w:val="Heading2"/>
+      </w:pPr>
+      <w:r>
+        <w:rPr>
+          <w:rFonts w:ascii="Calibri" w:hAnsi="Calibri"/>
+          <w:color w:val="2C3E50"/>
+        </w:rPr>
+        <w:t>7. Выводы и постановка задачи</w:t>
       </w:r>
     </w:p>
     <w:p>
       <w:pPr>
         <w:pStyle w:val="ListBullet"/>
-        <w:ind w:left="283"/>
       </w:pPr>
       <w:r>
         <w:rPr>
@@ -1055,13 +676,12 @@
           <w:b w:val="0"/>
           <w:sz w:val="24"/>
         </w:rPr>
-        <w:t>МРТ → структурные изменения мозга (анатомия)</w:t>
+        <w:t>терапия БА работает только на ранних стадиях — нужна доступная диагностика стадии по крови;</w:t>
       </w:r>
     </w:p>
     <w:p>
       <w:pPr>
         <w:pStyle w:val="ListBullet"/>
-        <w:ind w:left="283"/>
       </w:pPr>
       <w:r>
         <w:rPr>
@@ -1069,7 +689,20 @@
           <w:b w:val="0"/>
           <w:sz w:val="24"/>
         </w:rPr>
-        <w:t>Клиника → функциональные нарушения (поведение, когниция)</w:t>
+        <w:t>литература подтверждает информативность экспрессии генов крови при БА (Lunnon 2013; Lee 2020), но работы либо бинарны (AD/контроль), либо не дают врачу объяснения и инструмента;</w:t>
+      </w:r>
+    </w:p>
+    <w:p>
+      <w:pPr>
+        <w:pStyle w:val="ListBullet"/>
+      </w:pPr>
+      <w:r>
+        <w:rPr>
+          <w:rFonts w:ascii="Calibri" w:hAnsi="Calibri"/>
+          <w:b w:val="0"/>
+          <w:sz w:val="24"/>
+        </w:rPr>
+        <w:t>корректная валидация требует отбора признаков внутри фолдов (Varoquaux 2018).</w:t>
       </w:r>
     </w:p>
     <w:p>
@@ -1079,86 +712,24 @@
           <w:b w:val="0"/>
           <w:sz w:val="24"/>
         </w:rPr>
-        <w:t>Эти два источника частично независимы: у одних пациентов атрофия обнаруживается раньше симптомов, у других — наоборот.</w:t>
+        <w:t>Отсюда цель работы: веб-инструмент поддержки врача, который по минимальной панели генов крови определяет стадию (норма / MCI / деменция) с честной валидацией без утечки и персональным объяснением решения.</w:t>
       </w:r>
     </w:p>
     <w:p>
       <w:r>
-        <w:rPr>
-          <w:rFonts w:ascii="Calibri" w:hAnsi="Calibri"/>
-          <w:b/>
-          <w:color w:val="2C3E50"/>
-          <w:sz w:val="24"/>
-        </w:rPr>
-        <w:t>Ключевые работы:</w:t>
+        <w:br w:type="page"/>
       </w:r>
     </w:p>
     <w:p>
       <w:pPr>
-        <w:pStyle w:val="ListBullet"/>
-        <w:ind w:left="283"/>
-      </w:pPr>
-      <w:r>
-        <w:rPr>
-          <w:rFonts w:ascii="Calibri" w:hAnsi="Calibri"/>
-          <w:b w:val="0"/>
-          <w:sz w:val="24"/>
-        </w:rPr>
-        <w:t>Zhang D. et al. (2011). Multimodal classification of AD. NeuroImage, 55(3), 856–867. — AUC = 0.93</w:t>
-      </w:r>
-    </w:p>
-    <w:p>
-      <w:pPr>
-        <w:pStyle w:val="ListBullet"/>
-        <w:ind w:left="283"/>
-      </w:pPr>
-      <w:r>
-        <w:rPr>
-          <w:rFonts w:ascii="Calibri" w:hAnsi="Calibri"/>
-          <w:b w:val="0"/>
-          <w:sz w:val="24"/>
-        </w:rPr>
-        <w:t>Spasov S. et al. (2019). Deep learning for MCI to AD conversion. NeuroImage, 189, 276–287. — AUC = 0.925</w:t>
-      </w:r>
-    </w:p>
-    <w:p>
-      <w:pPr>
-        <w:pStyle w:val="ListBullet"/>
-        <w:ind w:left="283"/>
-      </w:pPr>
-      <w:r>
-        <w:rPr>
-          <w:rFonts w:ascii="Calibri" w:hAnsi="Calibri"/>
-          <w:b w:val="0"/>
-          <w:sz w:val="24"/>
-        </w:rPr>
-        <w:t>Liu M. et al. (2018). Multi-modality cascaded CNNs. Neuroinformatics, 16, 295–308.</w:t>
-      </w:r>
-    </w:p>
-    <w:p>
-      <w:pPr>
-        <w:pStyle w:val="Heading2"/>
-        <w:jc w:val="left"/>
+        <w:pStyle w:val="Heading1"/>
       </w:pPr>
       <w:r>
         <w:rPr>
           <w:rFonts w:ascii="Calibri" w:hAnsi="Calibri"/>
           <w:color w:val="2C3E50"/>
         </w:rPr>
-        <w:t>6. Архитектура нейросети: двуголовая модель с Gated Fusion</w:t>
-      </w:r>
-    </w:p>
-    <w:p>
-      <w:pPr>
-        <w:pStyle w:val="Heading3"/>
-        <w:jc w:val="left"/>
-      </w:pPr>
-      <w:r>
-        <w:rPr>
-          <w:rFonts w:ascii="Calibri" w:hAnsi="Calibri"/>
-          <w:color w:val="2C3E50"/>
-        </w:rPr>
-        <w:t>6.1 Общая архитектура</w:t>
+        <w:t>Список литературы</w:t>
       </w:r>
     </w:p>
     <w:p>
@@ -1166,78 +737,9 @@
         <w:rPr>
           <w:rFonts w:ascii="Calibri" w:hAnsi="Calibri"/>
           <w:b w:val="0"/>
-          <w:sz w:val="24"/>
+          <w:sz w:val="22"/>
         </w:rPr>
-        <w:t>В проекте реализована двуголовая нейросеть MultimodalADNet:</w:t>
-      </w:r>
-    </w:p>
-    <w:p>
-      <w:pPr>
-        <w:pStyle w:val="ListBullet"/>
-        <w:ind w:left="283"/>
-      </w:pPr>
-      <w:r>
-        <w:rPr>
-          <w:rFonts w:ascii="Calibri" w:hAnsi="Calibri"/>
-          <w:b w:val="0"/>
-          <w:sz w:val="24"/>
-        </w:rPr>
-        <w:t>Голова 1 (MRIEncoder): обрабатывает МРТ-признаки (eTIV, nWBV, ASF)</w:t>
-      </w:r>
-    </w:p>
-    <w:p>
-      <w:pPr>
-        <w:pStyle w:val="ListBullet"/>
-        <w:ind w:left="283"/>
-      </w:pPr>
-      <w:r>
-        <w:rPr>
-          <w:rFonts w:ascii="Calibri" w:hAnsi="Calibri"/>
-          <w:b w:val="0"/>
-          <w:sz w:val="24"/>
-        </w:rPr>
-        <w:t>Голова 2 (ClinicalEncoder): обрабатывает клинические данные (возраст, пол, образование, SES, MMSE, CDR)</w:t>
-      </w:r>
-    </w:p>
-    <w:p>
-      <w:pPr>
-        <w:pStyle w:val="ListBullet"/>
-        <w:ind w:left="283"/>
-      </w:pPr>
-      <w:r>
-        <w:rPr>
-          <w:rFonts w:ascii="Calibri" w:hAnsi="Calibri"/>
-          <w:b w:val="0"/>
-          <w:sz w:val="24"/>
-        </w:rPr>
-        <w:t>Gated Fusion: объединяет эмбеддинги двух голов</w:t>
-      </w:r>
-    </w:p>
-    <w:p>
-      <w:pPr>
-        <w:pStyle w:val="ListBullet"/>
-        <w:ind w:left="283"/>
-      </w:pPr>
-      <w:r>
-        <w:rPr>
-          <w:rFonts w:ascii="Calibri" w:hAnsi="Calibri"/>
-          <w:b w:val="0"/>
-          <w:sz w:val="24"/>
-        </w:rPr>
-        <w:t>Классификатор: выдаёт вероятности CN / MCI / AD</w:t>
-      </w:r>
-    </w:p>
-    <w:p>
-      <w:pPr>
-        <w:pStyle w:val="Heading3"/>
-        <w:jc w:val="left"/>
-      </w:pPr>
-      <w:r>
-        <w:rPr>
-          <w:rFonts w:ascii="Calibri" w:hAnsi="Calibri"/>
-          <w:color w:val="2C3E50"/>
-        </w:rPr>
-        <w:t>6.2 Gated Fusion</w:t>
+        <w:t>1. Braak H., Braak E. (1991). Neuropathological stageing of Alzheimer-related changes. Acta Neuropathologica, 82(4), 239–259.</w:t>
       </w:r>
     </w:p>
     <w:p>
@@ -1245,26 +747,9 @@
         <w:rPr>
           <w:rFonts w:ascii="Calibri" w:hAnsi="Calibri"/>
           <w:b w:val="0"/>
-          <w:sz w:val="24"/>
+          <w:sz w:val="22"/>
         </w:rPr>
-        <w:t>Механизм Gated Fusion (Arevalo J. et al., 2017, arXiv 1702.01992):</w:t>
-      </w:r>
-    </w:p>
-    <w:p>
-      <w:pPr>
-        <w:spacing w:before="80" w:after="80"/>
-        <w:ind w:left="567"/>
-      </w:pPr>
-      <w:r>
-        <w:rPr>
-          <w:rFonts w:ascii="Courier New" w:hAnsi="Courier New"/>
-          <w:b w:val="0"/>
-          <w:color w:val="333333"/>
-          <w:sz w:val="20"/>
-        </w:rPr>
-        <w:t>gate = sigmoid(W · [e_MRI ; e_клиника])</w:t>
-        <w:br/>
-        <w:t>fused = gate · e_MRI + (1 − gate) · e_клиника</w:t>
+        <w:t>2. DeTure M.A., Dickson D.W. (2019). The neuropathological diagnosis of Alzheimer's disease. Molecular Neurodegeneration, 14, 32.</w:t>
       </w:r>
     </w:p>
     <w:p>
@@ -1272,215 +757,9 @@
         <w:rPr>
           <w:rFonts w:ascii="Calibri" w:hAnsi="Calibri"/>
           <w:b w:val="0"/>
-          <w:sz w:val="24"/>
+          <w:sz w:val="22"/>
         </w:rPr>
-        <w:t>Gate — вектор значений от 0 до 1, вычисляемый отдельно для каждого пациента:</w:t>
-      </w:r>
-    </w:p>
-    <w:p>
-      <w:pPr>
-        <w:pStyle w:val="ListBullet"/>
-        <w:ind w:left="283"/>
-      </w:pPr>
-      <w:r>
-        <w:rPr>
-          <w:rFonts w:ascii="Calibri" w:hAnsi="Calibri"/>
-          <w:b w:val="0"/>
-          <w:sz w:val="24"/>
-        </w:rPr>
-        <w:t>gate → 1: модель доверяет МРТ</w:t>
-      </w:r>
-    </w:p>
-    <w:p>
-      <w:pPr>
-        <w:pStyle w:val="ListBullet"/>
-        <w:ind w:left="283"/>
-      </w:pPr>
-      <w:r>
-        <w:rPr>
-          <w:rFonts w:ascii="Calibri" w:hAnsi="Calibri"/>
-          <w:b w:val="0"/>
-          <w:sz w:val="24"/>
-        </w:rPr>
-        <w:t>gate → 0: модель доверяет клиническим данным</w:t>
-      </w:r>
-    </w:p>
-    <w:p>
-      <w:r>
-        <w:rPr>
-          <w:rFonts w:ascii="Calibri" w:hAnsi="Calibri"/>
-          <w:b/>
-          <w:color w:val="2C3E50"/>
-          <w:sz w:val="24"/>
-        </w:rPr>
-        <w:t xml:space="preserve">Биологическое обоснование: </w:t>
-      </w:r>
-      <w:r>
-        <w:rPr>
-          <w:rFonts w:ascii="Calibri" w:hAnsi="Calibri"/>
-          <w:b w:val="0"/>
-          <w:sz w:val="24"/>
-        </w:rPr>
-        <w:t>на ранней стадии (MCI) МРТ-изменения могут быть незначительны, тогда как клинические симптомы более выражены — и наоборот.</w:t>
-      </w:r>
-    </w:p>
-    <w:p>
-      <w:pPr>
-        <w:pStyle w:val="Heading3"/>
-        <w:jc w:val="left"/>
-      </w:pPr>
-      <w:r>
-        <w:rPr>
-          <w:rFonts w:ascii="Calibri" w:hAnsi="Calibri"/>
-          <w:color w:val="2C3E50"/>
-        </w:rPr>
-        <w:t>6.3 Регуляризация: BatchNorm и Dropout</w:t>
-      </w:r>
-    </w:p>
-    <w:p>
-      <w:pPr>
-        <w:pStyle w:val="ListBullet"/>
-        <w:ind w:left="283"/>
-      </w:pPr>
-      <w:r>
-        <w:rPr>
-          <w:rFonts w:ascii="Calibri" w:hAnsi="Calibri"/>
-          <w:b w:val="0"/>
-          <w:sz w:val="24"/>
-        </w:rPr>
-        <w:t>Batch Normalization (Ioffe, Szegedy, 2015) — нормализует активации, ускоряет обучение</w:t>
-      </w:r>
-    </w:p>
-    <w:p>
-      <w:pPr>
-        <w:pStyle w:val="ListBullet"/>
-        <w:ind w:left="283"/>
-      </w:pPr>
-      <w:r>
-        <w:rPr>
-          <w:rFonts w:ascii="Calibri" w:hAnsi="Calibri"/>
-          <w:b w:val="0"/>
-          <w:sz w:val="24"/>
-        </w:rPr>
-        <w:t>Dropout(0.3) (Srivastava et al., 2014) — случайно выключает 30% нейронов, предотвращает переобучение</w:t>
-      </w:r>
-    </w:p>
-    <w:p>
-      <w:pPr>
-        <w:pStyle w:val="Heading2"/>
-        <w:jc w:val="left"/>
-      </w:pPr>
-      <w:r>
-        <w:rPr>
-          <w:rFonts w:ascii="Calibri" w:hAnsi="Calibri"/>
-          <w:color w:val="2C3E50"/>
-        </w:rPr>
-        <w:t>7. Предотвращение переобучения</w:t>
-      </w:r>
-    </w:p>
-    <w:p>
-      <w:r>
-        <w:rPr>
-          <w:rFonts w:ascii="Calibri" w:hAnsi="Calibri"/>
-          <w:b/>
-          <w:color w:val="2C3E50"/>
-          <w:sz w:val="24"/>
-        </w:rPr>
-        <w:t xml:space="preserve">Проблема: </w:t>
-      </w:r>
-      <w:r>
-        <w:rPr>
-          <w:rFonts w:ascii="Calibri" w:hAnsi="Calibri"/>
-          <w:b w:val="0"/>
-          <w:sz w:val="24"/>
-        </w:rPr>
-        <w:t>медицинские датасеты малы (~500 пациентов), а модели имеют тысячи параметров — высокий риск переобучения.</w:t>
-      </w:r>
-    </w:p>
-    <w:p>
-      <w:r>
-        <w:rPr>
-          <w:rFonts w:ascii="Calibri" w:hAnsi="Calibri"/>
-          <w:b/>
-          <w:color w:val="2C3E50"/>
-          <w:sz w:val="24"/>
-        </w:rPr>
-        <w:t xml:space="preserve">Donor-level split (главная мера): </w:t>
-      </w:r>
-      <w:r>
-        <w:rPr>
-          <w:rFonts w:ascii="Calibri" w:hAnsi="Calibri"/>
-          <w:b w:val="0"/>
-          <w:sz w:val="24"/>
-        </w:rPr>
-        <w:t>все визиты одного пациента попадают только в train или только в test. Без этого модель запоминает конкретных людей, а не паттерны болезни.</w:t>
-      </w:r>
-    </w:p>
-    <w:p>
-      <w:r>
-        <w:rPr>
-          <w:rFonts w:ascii="Calibri" w:hAnsi="Calibri"/>
-          <w:b/>
-          <w:color w:val="2C3E50"/>
-          <w:sz w:val="24"/>
-        </w:rPr>
-        <w:t>Дополнительные меры:</w:t>
-      </w:r>
-    </w:p>
-    <w:p>
-      <w:pPr>
-        <w:pStyle w:val="ListBullet"/>
-        <w:ind w:left="283"/>
-      </w:pPr>
-      <w:r>
-        <w:rPr>
-          <w:rFonts w:ascii="Calibri" w:hAnsi="Calibri"/>
-          <w:b w:val="0"/>
-          <w:sz w:val="24"/>
-        </w:rPr>
-        <w:t>Weighted CrossEntropyLoss — компенсация дисбаланса классов</w:t>
-      </w:r>
-    </w:p>
-    <w:p>
-      <w:pPr>
-        <w:pStyle w:val="ListBullet"/>
-        <w:ind w:left="283"/>
-      </w:pPr>
-      <w:r>
-        <w:rPr>
-          <w:rFonts w:ascii="Calibri" w:hAnsi="Calibri"/>
-          <w:b w:val="0"/>
-          <w:sz w:val="24"/>
-        </w:rPr>
-        <w:t>L2-регуляризация (weight_decay = 1e-4)</w:t>
-      </w:r>
-    </w:p>
-    <w:p>
-      <w:pPr>
-        <w:pStyle w:val="ListBullet"/>
-        <w:ind w:left="283"/>
-      </w:pPr>
-      <w:r>
-        <w:rPr>
-          <w:rFonts w:ascii="Calibri" w:hAnsi="Calibri"/>
-          <w:b w:val="0"/>
-          <w:sz w:val="24"/>
-        </w:rPr>
-        <w:t>Dropout(0.3) в каждом слое</w:t>
-      </w:r>
-    </w:p>
-    <w:p>
-      <w:pPr>
-        <w:pStyle w:val="ListBullet"/>
-        <w:ind w:left="283"/>
-      </w:pPr>
-      <w:r>
-        <w:rPr>
-          <w:rFonts w:ascii="Calibri" w:hAnsi="Calibri"/>
-          <w:b w:val="0"/>
-          <w:sz w:val="24"/>
-        </w:rPr>
-        <w:t>BatchNorm для стабилизации</w:t>
+        <w:t>3. Folstein M.F., Folstein S.E., McHugh P.R. (1975). «Mini-mental state». Journal of Psychiatric Research, 12(3), 189–198.</w:t>
       </w:r>
     </w:p>
     <w:p>
@@ -1488,41 +767,9 @@
         <w:rPr>
           <w:rFonts w:ascii="Calibri" w:hAnsi="Calibri"/>
           <w:b w:val="0"/>
-          <w:sz w:val="24"/>
+          <w:sz w:val="22"/>
         </w:rPr>
-        <w:t>Источник: Varoquaux G. (2018). Cross-validation failure. NeuroImage, 180, 68–77.</w:t>
-      </w:r>
-    </w:p>
-    <w:p>
-      <w:pPr>
-        <w:pStyle w:val="Heading2"/>
-        <w:jc w:val="left"/>
-      </w:pPr>
-      <w:r>
-        <w:rPr>
-          <w:rFonts w:ascii="Calibri" w:hAnsi="Calibri"/>
-          <w:color w:val="2C3E50"/>
-        </w:rPr>
-        <w:t>8. Метрики качества классификации</w:t>
-      </w:r>
-    </w:p>
-    <w:p>
-      <w:r>
-        <w:rPr>
-          <w:rFonts w:ascii="Calibri" w:hAnsi="Calibri"/>
-          <w:b/>
-          <w:color w:val="2C3E50"/>
-          <w:sz w:val="24"/>
-        </w:rPr>
-        <w:t xml:space="preserve">ROC-AUC: </w:t>
-      </w:r>
-      <w:r>
-        <w:rPr>
-          <w:rFonts w:ascii="Calibri" w:hAnsi="Calibri"/>
-          <w:b w:val="0"/>
-          <w:sz w:val="24"/>
-        </w:rPr>
-        <w:t>стандартная метрика в медицинской диагностике. AUC = 1.0 — идеальная модель, AUC = 0.5 — случайное угадывание, AUC &gt; 0.85 — клинически приемлемо.</w:t>
+        <w:t>4. Hughes C.P., Berg L., Danziger W.L. et al. (1982). A new clinical scale for the staging of dementia. British Journal of Psychiatry, 140(6), 566–572.</w:t>
       </w:r>
     </w:p>
     <w:p>
@@ -1530,60 +777,9 @@
         <w:rPr>
           <w:rFonts w:ascii="Calibri" w:hAnsi="Calibri"/>
           <w:b w:val="0"/>
-          <w:sz w:val="24"/>
+          <w:sz w:val="22"/>
         </w:rPr>
-        <w:t>Для 3 классов используется macro OvR: среднее AUC по задачам CN-vs-rest, MCI-vs-rest, AD-vs-rest.</w:t>
-      </w:r>
-    </w:p>
-    <w:p>
-      <w:r>
-        <w:rPr>
-          <w:rFonts w:ascii="Calibri" w:hAnsi="Calibri"/>
-          <w:b/>
-          <w:color w:val="2C3E50"/>
-          <w:sz w:val="24"/>
-        </w:rPr>
-        <w:t xml:space="preserve">Confusion Matrix: </w:t>
-      </w:r>
-      <w:r>
-        <w:rPr>
-          <w:rFonts w:ascii="Calibri" w:hAnsi="Calibri"/>
-          <w:b w:val="0"/>
-          <w:sz w:val="24"/>
-        </w:rPr>
-        <w:t>показывает распределение предсказаний. Нормированная матрица: значение = доля правильных ответов для класса.</w:t>
-      </w:r>
-    </w:p>
-    <w:p>
-      <w:r>
-        <w:rPr>
-          <w:rFonts w:ascii="Calibri" w:hAnsi="Calibri"/>
-          <w:b/>
-          <w:color w:val="2C3E50"/>
-          <w:sz w:val="24"/>
-        </w:rPr>
-        <w:t xml:space="preserve">Accuracy: </w:t>
-      </w:r>
-      <w:r>
-        <w:rPr>
-          <w:rFonts w:ascii="Calibri" w:hAnsi="Calibri"/>
-          <w:b w:val="0"/>
-          <w:sz w:val="24"/>
-        </w:rPr>
-        <w:t>доля правильных ответов. Менее информативна при дисбалансе классов, чем AUC.</w:t>
-      </w:r>
-    </w:p>
-    <w:p>
-      <w:pPr>
-        <w:pStyle w:val="Heading2"/>
-        <w:jc w:val="left"/>
-      </w:pPr>
-      <w:r>
-        <w:rPr>
-          <w:rFonts w:ascii="Calibri" w:hAnsi="Calibri"/>
-          <w:color w:val="2C3E50"/>
-        </w:rPr>
-        <w:t>9. Визуализация результатов</w:t>
+        <w:t>5. Jack C.R., Bennett D.A., Blennow K. et al. (2018). NIA-AA research framework: toward a biological definition of Alzheimer's disease. Alzheimer's &amp; Dementia, 14(4), 535–562.</w:t>
       </w:r>
     </w:p>
     <w:p>
@@ -1591,417 +787,9 @@
         <w:rPr>
           <w:rFonts w:ascii="Calibri" w:hAnsi="Calibri"/>
           <w:b w:val="0"/>
-          <w:sz w:val="24"/>
+          <w:sz w:val="22"/>
         </w:rPr>
-        <w:t>В проекте реализованы 7 визуализаций:</w:t>
-      </w:r>
-    </w:p>
-    <w:tbl>
-      <w:tblPr>
-        <w:tblStyle w:val="TableGrid"/>
-        <w:tblW w:type="auto" w:w="0"/>
-        <w:tblLook w:firstColumn="1" w:firstRow="1" w:lastColumn="0" w:lastRow="0" w:noHBand="0" w:noVBand="1" w:val="04A0"/>
-      </w:tblPr>
-      <w:tblGrid>
-        <w:gridCol w:w="2880"/>
-        <w:gridCol w:w="2880"/>
-        <w:gridCol w:w="2880"/>
-      </w:tblGrid>
-      <w:tr>
-        <w:tc>
-          <w:tcPr>
-            <w:tcW w:type="dxa" w:w="2880"/>
-            <w:shd w:fill="2C3E50" w:color="FFFFFF" w:val="clear"/>
-          </w:tcPr>
-          <w:p>
-            <w:r>
-              <w:rPr>
-                <w:rFonts w:ascii="Calibri" w:hAnsi="Calibri"/>
-                <w:b/>
-                <w:color w:val="FFFFFF"/>
-                <w:sz w:val="22"/>
-              </w:rPr>
-              <w:t>№</w:t>
-            </w:r>
-          </w:p>
-        </w:tc>
-        <w:tc>
-          <w:tcPr>
-            <w:tcW w:type="dxa" w:w="2880"/>
-            <w:shd w:fill="2C3E50" w:color="FFFFFF" w:val="clear"/>
-          </w:tcPr>
-          <w:p>
-            <w:r>
-              <w:rPr>
-                <w:rFonts w:ascii="Calibri" w:hAnsi="Calibri"/>
-                <w:b/>
-                <w:color w:val="FFFFFF"/>
-                <w:sz w:val="22"/>
-              </w:rPr>
-              <w:t>Файл</w:t>
-            </w:r>
-          </w:p>
-        </w:tc>
-        <w:tc>
-          <w:tcPr>
-            <w:tcW w:type="dxa" w:w="2880"/>
-            <w:shd w:fill="2C3E50" w:color="FFFFFF" w:val="clear"/>
-          </w:tcPr>
-          <w:p>
-            <w:r>
-              <w:rPr>
-                <w:rFonts w:ascii="Calibri" w:hAnsi="Calibri"/>
-                <w:b/>
-                <w:color w:val="FFFFFF"/>
-                <w:sz w:val="22"/>
-              </w:rPr>
-              <w:t>Что показывает</w:t>
-            </w:r>
-          </w:p>
-        </w:tc>
-      </w:tr>
-      <w:tr>
-        <w:tc>
-          <w:tcPr>
-            <w:tcW w:type="dxa" w:w="2880"/>
-          </w:tcPr>
-          <w:p>
-            <w:r>
-              <w:rPr>
-                <w:rFonts w:ascii="Calibri" w:hAnsi="Calibri"/>
-                <w:b w:val="0"/>
-                <w:sz w:val="22"/>
-              </w:rPr>
-              <w:t>1</w:t>
-            </w:r>
-          </w:p>
-        </w:tc>
-        <w:tc>
-          <w:tcPr>
-            <w:tcW w:type="dxa" w:w="2880"/>
-          </w:tcPr>
-          <w:p>
-            <w:r>
-              <w:rPr>
-                <w:rFonts w:ascii="Calibri" w:hAnsi="Calibri"/>
-                <w:b w:val="0"/>
-                <w:sz w:val="22"/>
-              </w:rPr>
-              <w:t>training_loss.png</w:t>
-            </w:r>
-          </w:p>
-        </w:tc>
-        <w:tc>
-          <w:tcPr>
-            <w:tcW w:type="dxa" w:w="2880"/>
-          </w:tcPr>
-          <w:p>
-            <w:r>
-              <w:rPr>
-                <w:rFonts w:ascii="Calibri" w:hAnsi="Calibri"/>
-                <w:b w:val="0"/>
-                <w:sz w:val="22"/>
-              </w:rPr>
-              <w:t>Кривая обучения — сходимость без переобучения</w:t>
-            </w:r>
-          </w:p>
-        </w:tc>
-      </w:tr>
-      <w:tr>
-        <w:tc>
-          <w:tcPr>
-            <w:tcW w:type="dxa" w:w="2880"/>
-          </w:tcPr>
-          <w:p>
-            <w:r>
-              <w:rPr>
-                <w:rFonts w:ascii="Calibri" w:hAnsi="Calibri"/>
-                <w:b w:val="0"/>
-                <w:sz w:val="22"/>
-              </w:rPr>
-              <w:t>2</w:t>
-            </w:r>
-          </w:p>
-        </w:tc>
-        <w:tc>
-          <w:tcPr>
-            <w:tcW w:type="dxa" w:w="2880"/>
-          </w:tcPr>
-          <w:p>
-            <w:r>
-              <w:rPr>
-                <w:rFonts w:ascii="Calibri" w:hAnsi="Calibri"/>
-                <w:b w:val="0"/>
-                <w:sz w:val="22"/>
-              </w:rPr>
-              <w:t>multihead_roc.png</w:t>
-            </w:r>
-          </w:p>
-        </w:tc>
-        <w:tc>
-          <w:tcPr>
-            <w:tcW w:type="dxa" w:w="2880"/>
-          </w:tcPr>
-          <w:p>
-            <w:r>
-              <w:rPr>
-                <w:rFonts w:ascii="Calibri" w:hAnsi="Calibri"/>
-                <w:b w:val="0"/>
-                <w:sz w:val="22"/>
-              </w:rPr>
-              <w:t>ROC: Fusion vs МРТ-only vs Клиника-only</w:t>
-            </w:r>
-          </w:p>
-        </w:tc>
-      </w:tr>
-      <w:tr>
-        <w:tc>
-          <w:tcPr>
-            <w:tcW w:type="dxa" w:w="2880"/>
-          </w:tcPr>
-          <w:p>
-            <w:r>
-              <w:rPr>
-                <w:rFonts w:ascii="Calibri" w:hAnsi="Calibri"/>
-                <w:b w:val="0"/>
-                <w:sz w:val="22"/>
-              </w:rPr>
-              <w:t>3</w:t>
-            </w:r>
-          </w:p>
-        </w:tc>
-        <w:tc>
-          <w:tcPr>
-            <w:tcW w:type="dxa" w:w="2880"/>
-          </w:tcPr>
-          <w:p>
-            <w:r>
-              <w:rPr>
-                <w:rFonts w:ascii="Calibri" w:hAnsi="Calibri"/>
-                <w:b w:val="0"/>
-                <w:sz w:val="22"/>
-              </w:rPr>
-              <w:t>confusion_matrix.png</w:t>
-            </w:r>
-          </w:p>
-        </w:tc>
-        <w:tc>
-          <w:tcPr>
-            <w:tcW w:type="dxa" w:w="2880"/>
-          </w:tcPr>
-          <w:p>
-            <w:r>
-              <w:rPr>
-                <w:rFonts w:ascii="Calibri" w:hAnsi="Calibri"/>
-                <w:b w:val="0"/>
-                <w:sz w:val="22"/>
-              </w:rPr>
-              <w:t>Матрица ошибок CN/MCI/AD (нормированная)</w:t>
-            </w:r>
-          </w:p>
-        </w:tc>
-      </w:tr>
-      <w:tr>
-        <w:tc>
-          <w:tcPr>
-            <w:tcW w:type="dxa" w:w="2880"/>
-          </w:tcPr>
-          <w:p>
-            <w:r>
-              <w:rPr>
-                <w:rFonts w:ascii="Calibri" w:hAnsi="Calibri"/>
-                <w:b w:val="0"/>
-                <w:sz w:val="22"/>
-              </w:rPr>
-              <w:t>4</w:t>
-            </w:r>
-          </w:p>
-        </w:tc>
-        <w:tc>
-          <w:tcPr>
-            <w:tcW w:type="dxa" w:w="2880"/>
-          </w:tcPr>
-          <w:p>
-            <w:r>
-              <w:rPr>
-                <w:rFonts w:ascii="Calibri" w:hAnsi="Calibri"/>
-                <w:b w:val="0"/>
-                <w:sz w:val="22"/>
-              </w:rPr>
-              <w:t>gate_weights.png</w:t>
-            </w:r>
-          </w:p>
-        </w:tc>
-        <w:tc>
-          <w:tcPr>
-            <w:tcW w:type="dxa" w:w="2880"/>
-          </w:tcPr>
-          <w:p>
-            <w:r>
-              <w:rPr>
-                <w:rFonts w:ascii="Calibri" w:hAnsi="Calibri"/>
-                <w:b w:val="0"/>
-                <w:sz w:val="22"/>
-              </w:rPr>
-              <w:t>Gate-значения по диагнозам — интерпретируемость</w:t>
-            </w:r>
-          </w:p>
-        </w:tc>
-      </w:tr>
-      <w:tr>
-        <w:tc>
-          <w:tcPr>
-            <w:tcW w:type="dxa" w:w="2880"/>
-          </w:tcPr>
-          <w:p>
-            <w:r>
-              <w:rPr>
-                <w:rFonts w:ascii="Calibri" w:hAnsi="Calibri"/>
-                <w:b w:val="0"/>
-                <w:sz w:val="22"/>
-              </w:rPr>
-              <w:t>5</w:t>
-            </w:r>
-          </w:p>
-        </w:tc>
-        <w:tc>
-          <w:tcPr>
-            <w:tcW w:type="dxa" w:w="2880"/>
-          </w:tcPr>
-          <w:p>
-            <w:r>
-              <w:rPr>
-                <w:rFonts w:ascii="Calibri" w:hAnsi="Calibri"/>
-                <w:b w:val="0"/>
-                <w:sz w:val="22"/>
-              </w:rPr>
-              <w:t>roi_importance.png</w:t>
-            </w:r>
-          </w:p>
-        </w:tc>
-        <w:tc>
-          <w:tcPr>
-            <w:tcW w:type="dxa" w:w="2880"/>
-          </w:tcPr>
-          <w:p>
-            <w:r>
-              <w:rPr>
-                <w:rFonts w:ascii="Calibri" w:hAnsi="Calibri"/>
-                <w:b w:val="0"/>
-                <w:sz w:val="22"/>
-              </w:rPr>
-              <w:t>Важность МРТ-признаков (barplot)</w:t>
-            </w:r>
-          </w:p>
-        </w:tc>
-      </w:tr>
-      <w:tr>
-        <w:tc>
-          <w:tcPr>
-            <w:tcW w:type="dxa" w:w="2880"/>
-          </w:tcPr>
-          <w:p>
-            <w:r>
-              <w:rPr>
-                <w:rFonts w:ascii="Calibri" w:hAnsi="Calibri"/>
-                <w:b w:val="0"/>
-                <w:sz w:val="22"/>
-              </w:rPr>
-              <w:t>6</w:t>
-            </w:r>
-          </w:p>
-        </w:tc>
-        <w:tc>
-          <w:tcPr>
-            <w:tcW w:type="dxa" w:w="2880"/>
-          </w:tcPr>
-          <w:p>
-            <w:r>
-              <w:rPr>
-                <w:rFonts w:ascii="Calibri" w:hAnsi="Calibri"/>
-                <w:b w:val="0"/>
-                <w:sz w:val="22"/>
-              </w:rPr>
-              <w:t>biomarker_trajectory.png</w:t>
-            </w:r>
-          </w:p>
-        </w:tc>
-        <w:tc>
-          <w:tcPr>
-            <w:tcW w:type="dxa" w:w="2880"/>
-          </w:tcPr>
-          <w:p>
-            <w:r>
-              <w:rPr>
-                <w:rFonts w:ascii="Calibri" w:hAnsi="Calibri"/>
-                <w:b w:val="0"/>
-                <w:sz w:val="22"/>
-              </w:rPr>
-              <w:t>Динамика биомаркеров CN → MCI → AD</w:t>
-            </w:r>
-          </w:p>
-        </w:tc>
-      </w:tr>
-      <w:tr>
-        <w:tc>
-          <w:tcPr>
-            <w:tcW w:type="dxa" w:w="2880"/>
-          </w:tcPr>
-          <w:p>
-            <w:r>
-              <w:rPr>
-                <w:rFonts w:ascii="Calibri" w:hAnsi="Calibri"/>
-                <w:b w:val="0"/>
-                <w:sz w:val="22"/>
-              </w:rPr>
-              <w:t>7</w:t>
-            </w:r>
-          </w:p>
-        </w:tc>
-        <w:tc>
-          <w:tcPr>
-            <w:tcW w:type="dxa" w:w="2880"/>
-          </w:tcPr>
-          <w:p>
-            <w:r>
-              <w:rPr>
-                <w:rFonts w:ascii="Calibri" w:hAnsi="Calibri"/>
-                <w:b w:val="0"/>
-                <w:sz w:val="22"/>
-              </w:rPr>
-              <w:t>fusion_umap.png</w:t>
-            </w:r>
-          </w:p>
-        </w:tc>
-        <w:tc>
-          <w:tcPr>
-            <w:tcW w:type="dxa" w:w="2880"/>
-          </w:tcPr>
-          <w:p>
-            <w:r>
-              <w:rPr>
-                <w:rFonts w:ascii="Calibri" w:hAnsi="Calibri"/>
-                <w:b w:val="0"/>
-                <w:sz w:val="22"/>
-              </w:rPr>
-              <w:t>UMAP-проекция эмбеддингов</w:t>
-            </w:r>
-          </w:p>
-        </w:tc>
-      </w:tr>
-    </w:tbl>
-    <w:p/>
-    <w:p>
-      <w:pPr>
-        <w:pStyle w:val="Heading2"/>
-        <w:jc w:val="left"/>
-      </w:pPr>
-      <w:r>
-        <w:rPr>
-          <w:rFonts w:ascii="Calibri" w:hAnsi="Calibri"/>
-          <w:color w:val="2C3E50"/>
-        </w:rPr>
-        <w:t>10. Дополнительный анализ: scRNA-seq (GSE138852)</w:t>
+        <w:t>6. Lee T., Lee H. (2020). Prediction of Alzheimer's disease using blood gene expression data. Scientific Reports, 10, 3485.</w:t>
       </w:r>
     </w:p>
     <w:p>
@@ -2009,66 +797,129 @@
         <w:rPr>
           <w:rFonts w:ascii="Calibri" w:hAnsi="Calibri"/>
           <w:b w:val="0"/>
-          <w:sz w:val="24"/>
+          <w:sz w:val="22"/>
         </w:rPr>
-        <w:t>Параллельно реализован исследовательский анализ данных одноклеточного РНК-секвенирования.</w:t>
+        <w:t>7. Liu M., Zhang J., Adeli E., Shen D. (2018). Multi-modality cascaded convolutional neural networks for Alzheimer's disease diagnosis. Neuroinformatics, 16(3–4), 295–308.</w:t>
       </w:r>
     </w:p>
     <w:p>
       <w:r>
         <w:rPr>
           <w:rFonts w:ascii="Calibri" w:hAnsi="Calibri"/>
-          <w:b/>
-          <w:color w:val="2C3E50"/>
-          <w:sz w:val="24"/>
+          <w:b w:val="0"/>
+          <w:sz w:val="22"/>
         </w:rPr>
-        <w:t xml:space="preserve">Датасет GSE138852: </w:t>
-      </w:r>
-      <w:r>
-        <w:rPr>
-          <w:rFonts w:ascii="Calibri" w:hAnsi="Calibri"/>
-          <w:b w:val="0"/>
-          <w:sz w:val="24"/>
-        </w:rPr>
-        <w:t>Mathys H. et al. (2019). Nature, 570, 332–337. 80 пациентов, 80 000+ клеток мозга, энторинальная кора.</w:t>
+        <w:t>8. Lunnon K., Sattlecker M., Furney S.J. et al. (2013). A blood gene expression marker of early Alzheimer's disease. Journal of Alzheimer's Disease, 33(2), 397–407.</w:t>
       </w:r>
     </w:p>
     <w:p>
       <w:r>
         <w:rPr>
           <w:rFonts w:ascii="Calibri" w:hAnsi="Calibri"/>
-          <w:b/>
-          <w:color w:val="2C3E50"/>
-          <w:sz w:val="24"/>
+          <w:b w:val="0"/>
+          <w:sz w:val="22"/>
         </w:rPr>
-        <w:t xml:space="preserve">Метод: </w:t>
-      </w:r>
-      <w:r>
-        <w:rPr>
-          <w:rFonts w:ascii="Calibri" w:hAnsi="Calibri"/>
-          <w:b w:val="0"/>
-          <w:sz w:val="24"/>
-        </w:rPr>
-        <w:t>дифференциальная экспрессия генов — Mann-Whitney U + поправка Бенджамини–Хохберга (FDR &lt; 0.05, |log2FC| &gt; 1.0).</w:t>
+        <w:t>9. Lundberg S.M., Lee S.-I. (2017). A unified approach to interpreting model predictions. Advances in Neural Information Processing Systems, 30, 4765–4774.</w:t>
       </w:r>
     </w:p>
     <w:p>
       <w:r>
         <w:rPr>
           <w:rFonts w:ascii="Calibri" w:hAnsi="Calibri"/>
-          <w:b/>
-          <w:color w:val="2C3E50"/>
-          <w:sz w:val="24"/>
+          <w:b w:val="0"/>
+          <w:sz w:val="22"/>
         </w:rPr>
-        <w:t xml:space="preserve">Результат: </w:t>
+        <w:t>10. Morris J.C. (1993). The Clinical Dementia Rating (CDR): current version and scoring rules. Neurology, 43(11), 2412–2414.</w:t>
       </w:r>
+    </w:p>
+    <w:p>
       <w:r>
         <w:rPr>
           <w:rFonts w:ascii="Calibri" w:hAnsi="Calibri"/>
           <w:b w:val="0"/>
-          <w:sz w:val="24"/>
+          <w:sz w:val="22"/>
         </w:rPr>
-        <w:t>наибольшее число значимо изменённых генов обнаружено в нейронах и микроглии, что согласуется с данными о ключевой роли нейровоспаления при AD.</w:t>
+        <w:t>11. Petersen R.C., Smith G.E., Waring S.C. et al. (2001). Current concepts in mild cognitive impairment. Archives of Neurology, 58(12), 1985–1992.</w:t>
+      </w:r>
+    </w:p>
+    <w:p>
+      <w:r>
+        <w:rPr>
+          <w:rFonts w:ascii="Calibri" w:hAnsi="Calibri"/>
+          <w:b w:val="0"/>
+          <w:sz w:val="22"/>
+        </w:rPr>
+        <w:t>12. Selkoe D.J., Hardy J. (2016). The amyloid hypothesis of Alzheimer's disease at 25 years. EMBO Molecular Medicine, 8(6), 595–608.</w:t>
+      </w:r>
+    </w:p>
+    <w:p>
+      <w:r>
+        <w:rPr>
+          <w:rFonts w:ascii="Calibri" w:hAnsi="Calibri"/>
+          <w:b w:val="0"/>
+          <w:sz w:val="22"/>
+        </w:rPr>
+        <w:t>13. Sims J.R., Zimmer J.A., Evans C.D. et al. (2023). Donanemab in early symptomatic Alzheimer disease: the TRAILBLAZER-ALZ 2 randomized clinical trial. JAMA, 330(6), 512–527.</w:t>
+      </w:r>
+    </w:p>
+    <w:p>
+      <w:r>
+        <w:rPr>
+          <w:rFonts w:ascii="Calibri" w:hAnsi="Calibri"/>
+          <w:b w:val="0"/>
+          <w:sz w:val="22"/>
+        </w:rPr>
+        <w:t>14. Spasov S., Passamonti L., Duggento A., Liò M., Toschi N. (2019). A parameter-efficient deep learning approach to predict conversion from mild cognitive impairment to Alzheimer's disease. NeuroImage, 189, 276–287.</w:t>
+      </w:r>
+    </w:p>
+    <w:p>
+      <w:r>
+        <w:rPr>
+          <w:rFonts w:ascii="Calibri" w:hAnsi="Calibri"/>
+          <w:b w:val="0"/>
+          <w:sz w:val="22"/>
+        </w:rPr>
+        <w:t>15. Stern Y. (2012). Cognitive reserve in ageing and Alzheimer's disease. The Lancet Neurology, 11(11), 1006–1012.</w:t>
+      </w:r>
+    </w:p>
+    <w:p>
+      <w:r>
+        <w:rPr>
+          <w:rFonts w:ascii="Calibri" w:hAnsi="Calibri"/>
+          <w:b w:val="0"/>
+          <w:sz w:val="22"/>
+        </w:rPr>
+        <w:t>16. van Dyck C.H., Swanson C.J., Aisen P. et al. (2023). Lecanemab in early Alzheimer's disease. New England Journal of Medicine, 388(21), 2023–2034.</w:t>
+      </w:r>
+    </w:p>
+    <w:p>
+      <w:r>
+        <w:rPr>
+          <w:rFonts w:ascii="Calibri" w:hAnsi="Calibri"/>
+          <w:b w:val="0"/>
+          <w:sz w:val="22"/>
+        </w:rPr>
+        <w:t>17. Varoquaux G. (2018). Cross-validation failure: small sample sizes lead to large error bars. NeuroImage, 180, 68–77.</w:t>
+      </w:r>
+    </w:p>
+    <w:p>
+      <w:r>
+        <w:rPr>
+          <w:rFonts w:ascii="Calibri" w:hAnsi="Calibri"/>
+          <w:b w:val="0"/>
+          <w:sz w:val="22"/>
+        </w:rPr>
+        <w:t>18. World Health Organization (2023). Dementia: key facts. WHO [Электронный ресурс].</w:t>
+      </w:r>
+    </w:p>
+    <w:p>
+      <w:r>
+        <w:rPr>
+          <w:rFonts w:ascii="Calibri" w:hAnsi="Calibri"/>
+          <w:b w:val="0"/>
+          <w:sz w:val="22"/>
+        </w:rPr>
+        <w:t>19. Zhang D., Wang Y., Zhou L., Yuan H., Shen D. (2011). Multimodal classification of Alzheimer's disease and mild cognitive impairment. NeuroImage, 55(2), 856–867.</w:t>
       </w:r>
     </w:p>
     <w:sectPr>

--- a/docs/литературный_обзор.docx
+++ b/docs/литературный_обзор.docx
@@ -799,7 +799,7 @@
           <w:b w:val="0"/>
           <w:sz w:val="22"/>
         </w:rPr>
-        <w:t>7. Liu M., Zhang J., Adeli E., Shen D. (2018). Multi-modality cascaded convolutional neural networks for Alzheimer's disease diagnosis. Neuroinformatics, 16(3–4), 295–308.</w:t>
+        <w:t>7. Liu M., Cheng D., Wang K., Wang Y. (2018). Multi-modality cascaded convolutional neural networks for Alzheimer's disease diagnosis. Neuroinformatics, 16(3), 295–308.</w:t>
       </w:r>
     </w:p>
     <w:p>
@@ -809,7 +809,7 @@
           <w:b w:val="0"/>
           <w:sz w:val="22"/>
         </w:rPr>
-        <w:t>8. Lunnon K., Sattlecker M., Furney S.J. et al. (2013). A blood gene expression marker of early Alzheimer's disease. Journal of Alzheimer's Disease, 33(2), 397–407.</w:t>
+        <w:t>8. Lunnon K., Sattlecker M., Furney S.J. et al. (2013). A blood gene expression marker of early Alzheimer's disease. Journal of Alzheimer's Disease, 33(3), 737–753.</w:t>
       </w:r>
     </w:p>
     <w:p>
@@ -839,7 +839,7 @@
           <w:b w:val="0"/>
           <w:sz w:val="22"/>
         </w:rPr>
-        <w:t>11. Petersen R.C., Smith G.E., Waring S.C. et al. (2001). Current concepts in mild cognitive impairment. Archives of Neurology, 58(12), 1985–1992.</w:t>
+        <w:t>11. Petersen R.C., Doody R., Kurz A. et al. (2001). Current concepts in mild cognitive impairment. Archives of Neurology, 58(12), 1985–1992.</w:t>
       </w:r>
     </w:p>
     <w:p>
@@ -919,7 +919,7 @@
           <w:b w:val="0"/>
           <w:sz w:val="22"/>
         </w:rPr>
-        <w:t>19. Zhang D., Wang Y., Zhou L., Yuan H., Shen D. (2011). Multimodal classification of Alzheimer's disease and mild cognitive impairment. NeuroImage, 55(2), 856–867.</w:t>
+        <w:t>19. Zhang D., Wang Y., Zhou L., Yuan H., Shen D. (2011). Multimodal classification of Alzheimer's disease and mild cognitive impairment. NeuroImage, 55(3), 856–867.</w:t>
       </w:r>
     </w:p>
     <w:sectPr>
